--- a/.claude/skills/carf-peer-support-accreditation/providers/example-peer-agency/output/01_Policy_and_Procedure_Manual.docx
+++ b/.claude/skills/carf-peer-support-accreditation/providers/example-peer-agency/output/01_Policy_and_Procedure_Manual.docx
@@ -1021,6 +1021,118 @@
                 <w:b w:val="0"/>
                 <w:sz w:val="17"/>
               </w:rPr>
+              <w:t>1.A Leadership</w:t>
+            </w:r>
+          </w:p>
+        </w:tc>
+        <w:tc>
+          <w:tcPr>
+            <w:tcW w:type="dxa" w:w="1987"/>
+          </w:tcPr>
+          <w:p>
+            <w:pPr>
+              <w:spacing w:after="20"/>
+            </w:pPr>
+            <w:r>
+              <w:rPr>
+                <w:sz w:val="17"/>
+              </w:rPr>
+            </w:r>
+            <w:r>
+              <w:rPr>
+                <w:b w:val="0"/>
+                <w:sz w:val="17"/>
+              </w:rPr>
+              <w:t>1A-07</w:t>
+            </w:r>
+          </w:p>
+        </w:tc>
+        <w:tc>
+          <w:tcPr>
+            <w:tcW w:type="dxa" w:w="1987"/>
+          </w:tcPr>
+          <w:p>
+            <w:pPr>
+              <w:spacing w:after="20"/>
+            </w:pPr>
+            <w:r>
+              <w:rPr>
+                <w:sz w:val="17"/>
+              </w:rPr>
+            </w:r>
+            <w:r>
+              <w:rPr>
+                <w:b w:val="0"/>
+                <w:sz w:val="17"/>
+              </w:rPr>
+              <w:t>Document Control, Version Management and Implementation</w:t>
+            </w:r>
+          </w:p>
+        </w:tc>
+        <w:tc>
+          <w:tcPr>
+            <w:tcW w:type="dxa" w:w="1987"/>
+          </w:tcPr>
+          <w:p>
+            <w:pPr>
+              <w:spacing w:after="20"/>
+            </w:pPr>
+            <w:r>
+              <w:rPr>
+                <w:sz w:val="17"/>
+              </w:rPr>
+            </w:r>
+            <w:r>
+              <w:rPr>
+                <w:b w:val="0"/>
+                <w:sz w:val="17"/>
+              </w:rPr>
+              <w:t>Chief Executive Officer</w:t>
+            </w:r>
+          </w:p>
+        </w:tc>
+        <w:tc>
+          <w:tcPr>
+            <w:tcW w:type="dxa" w:w="1987"/>
+          </w:tcPr>
+          <w:p>
+            <w:pPr>
+              <w:spacing w:after="20"/>
+            </w:pPr>
+            <w:r>
+              <w:rPr>
+                <w:sz w:val="17"/>
+              </w:rPr>
+            </w:r>
+            <w:r>
+              <w:rPr>
+                <w:b w:val="0"/>
+                <w:sz w:val="17"/>
+              </w:rPr>
+              <w:t>Annually</w:t>
+            </w:r>
+          </w:p>
+        </w:tc>
+      </w:tr>
+      <w:tr>
+        <w:tc>
+          <w:tcPr>
+            <w:tcW w:type="dxa" w:w="1987"/>
+          </w:tcPr>
+          <w:p>
+            <w:pPr>
+              <w:spacing w:after="20"/>
+            </w:pPr>
+            <w:r>
+              <w:rPr>
+                <w:sz w:val="17"/>
+              </w:rPr>
+            </w:r>
+            <w:r>
+              <w:rPr>
+                <w:b w:val="0"/>
+                <w:sz w:val="17"/>
+              </w:rPr>
               <w:t>1.B Governance</w:t>
             </w:r>
           </w:p>
@@ -6926,6 +7038,30 @@
           <w:b w:val="0"/>
         </w:rPr>
         <w:t>How does leadership know what the community you serve needs?</w:t>
+      </w:r>
+    </w:p>
+    <w:p>
+      <w:pPr>
+        <w:pStyle w:val="ListBullet"/>
+        <w:spacing w:after="40"/>
+      </w:pPr>
+      <w:r>
+        <w:rPr>
+          <w:b w:val="0"/>
+        </w:rPr>
+        <w:t>Show me one policy traced end to end: approved, published, staff trained, competency observed, and then checked in real practice.</w:t>
+      </w:r>
+    </w:p>
+    <w:p>
+      <w:pPr>
+        <w:pStyle w:val="ListBullet"/>
+        <w:spacing w:after="40"/>
+      </w:pPr>
+      <w:r>
+        <w:rPr>
+          <w:b w:val="0"/>
+        </w:rPr>
+        <w:t>How do you know staff are working from the current version and not last year's?</w:t>
       </w:r>
     </w:p>
     <w:p>
@@ -9540,6 +9676,958 @@
           <w:b w:val="0"/>
         </w:rPr>
         <w:t>The annual review record</w:t>
+      </w:r>
+    </w:p>
+    <w:p>
+      <w:r>
+        <w:rPr>
+          <w:b w:val="0"/>
+        </w:rPr>
+        <w:t>Approved: ____________________________   Date: ______________   Next review: ______________</w:t>
+      </w:r>
+    </w:p>
+    <w:p>
+      <w:r>
+        <w:br w:type="page"/>
+      </w:r>
+    </w:p>
+    <w:p>
+      <w:pPr>
+        <w:keepNext/>
+        <w:spacing w:before="200" w:after="80"/>
+      </w:pPr>
+      <w:r>
+        <w:rPr>
+          <w:b/>
+          <w:color w:val="1F3B63"/>
+          <w:sz w:val="26"/>
+        </w:rPr>
+        <w:t>1A-07 — Document Control, Version Management and Implementation</w:t>
+      </w:r>
+    </w:p>
+    <w:tbl>
+      <w:tblPr>
+        <w:tblStyle w:val="TableGrid"/>
+        <w:tblW w:type="auto" w:w="0"/>
+        <w:tblLayout w:type="autofit"/>
+        <w:tblLook w:firstColumn="1" w:firstRow="1" w:lastColumn="0" w:lastRow="0" w:noHBand="0" w:noVBand="1" w:val="04A0"/>
+      </w:tblPr>
+      <w:tblGrid>
+        <w:gridCol w:w="2484"/>
+        <w:gridCol w:w="2484"/>
+        <w:gridCol w:w="2484"/>
+        <w:gridCol w:w="2484"/>
+      </w:tblGrid>
+      <w:tr>
+        <w:tc>
+          <w:tcPr>
+            <w:tcW w:type="dxa" w:w="2484"/>
+            <w:shd w:val="clear" w:fill="E8EDF5"/>
+          </w:tcPr>
+          <w:p>
+            <w:pPr>
+              <w:spacing w:after="20"/>
+            </w:pPr>
+            <w:r>
+              <w:rPr>
+                <w:b/>
+                <w:sz w:val="17"/>
+              </w:rPr>
+            </w:r>
+            <w:r>
+              <w:rPr>
+                <w:b/>
+                <w:sz w:val="17"/>
+              </w:rPr>
+              <w:t>Policy #</w:t>
+            </w:r>
+          </w:p>
+        </w:tc>
+        <w:tc>
+          <w:tcPr>
+            <w:tcW w:type="dxa" w:w="2484"/>
+            <w:shd w:val="clear" w:fill="E8EDF5"/>
+          </w:tcPr>
+          <w:p>
+            <w:pPr>
+              <w:spacing w:after="20"/>
+            </w:pPr>
+            <w:r>
+              <w:rPr>
+                <w:b/>
+                <w:sz w:val="17"/>
+              </w:rPr>
+            </w:r>
+            <w:r>
+              <w:rPr>
+                <w:b/>
+                <w:sz w:val="17"/>
+              </w:rPr>
+              <w:t>Owner</w:t>
+            </w:r>
+          </w:p>
+        </w:tc>
+        <w:tc>
+          <w:tcPr>
+            <w:tcW w:type="dxa" w:w="2484"/>
+            <w:shd w:val="clear" w:fill="E8EDF5"/>
+          </w:tcPr>
+          <w:p>
+            <w:pPr>
+              <w:spacing w:after="20"/>
+            </w:pPr>
+            <w:r>
+              <w:rPr>
+                <w:b/>
+                <w:sz w:val="17"/>
+              </w:rPr>
+            </w:r>
+            <w:r>
+              <w:rPr>
+                <w:b/>
+                <w:sz w:val="17"/>
+              </w:rPr>
+              <w:t>Review</w:t>
+            </w:r>
+          </w:p>
+        </w:tc>
+        <w:tc>
+          <w:tcPr>
+            <w:tcW w:type="dxa" w:w="2484"/>
+            <w:shd w:val="clear" w:fill="E8EDF5"/>
+          </w:tcPr>
+          <w:p>
+            <w:pPr>
+              <w:spacing w:after="20"/>
+            </w:pPr>
+            <w:r>
+              <w:rPr>
+                <w:b/>
+                <w:sz w:val="17"/>
+              </w:rPr>
+            </w:r>
+            <w:r>
+              <w:rPr>
+                <w:b/>
+                <w:sz w:val="17"/>
+              </w:rPr>
+              <w:t>Standard area</w:t>
+            </w:r>
+          </w:p>
+        </w:tc>
+      </w:tr>
+      <w:tr>
+        <w:tc>
+          <w:tcPr>
+            <w:tcW w:type="dxa" w:w="2484"/>
+          </w:tcPr>
+          <w:p>
+            <w:pPr>
+              <w:spacing w:after="20"/>
+            </w:pPr>
+            <w:r>
+              <w:rPr>
+                <w:sz w:val="17"/>
+              </w:rPr>
+            </w:r>
+            <w:r>
+              <w:rPr>
+                <w:b w:val="0"/>
+                <w:sz w:val="17"/>
+              </w:rPr>
+              <w:t>1A-07</w:t>
+            </w:r>
+          </w:p>
+        </w:tc>
+        <w:tc>
+          <w:tcPr>
+            <w:tcW w:type="dxa" w:w="2484"/>
+          </w:tcPr>
+          <w:p>
+            <w:pPr>
+              <w:spacing w:after="20"/>
+            </w:pPr>
+            <w:r>
+              <w:rPr>
+                <w:sz w:val="17"/>
+              </w:rPr>
+            </w:r>
+            <w:r>
+              <w:rPr>
+                <w:b w:val="0"/>
+                <w:sz w:val="17"/>
+              </w:rPr>
+              <w:t>Chief Executive Officer</w:t>
+            </w:r>
+          </w:p>
+        </w:tc>
+        <w:tc>
+          <w:tcPr>
+            <w:tcW w:type="dxa" w:w="2484"/>
+          </w:tcPr>
+          <w:p>
+            <w:pPr>
+              <w:spacing w:after="20"/>
+            </w:pPr>
+            <w:r>
+              <w:rPr>
+                <w:sz w:val="17"/>
+              </w:rPr>
+            </w:r>
+            <w:r>
+              <w:rPr>
+                <w:b w:val="0"/>
+                <w:sz w:val="17"/>
+              </w:rPr>
+              <w:t>Annually</w:t>
+            </w:r>
+          </w:p>
+        </w:tc>
+        <w:tc>
+          <w:tcPr>
+            <w:tcW w:type="dxa" w:w="2484"/>
+          </w:tcPr>
+          <w:p>
+            <w:pPr>
+              <w:spacing w:after="20"/>
+            </w:pPr>
+            <w:r>
+              <w:rPr>
+                <w:sz w:val="17"/>
+              </w:rPr>
+            </w:r>
+            <w:r>
+              <w:rPr>
+                <w:b w:val="0"/>
+                <w:sz w:val="17"/>
+              </w:rPr>
+              <w:t>1.A Leadership</w:t>
+            </w:r>
+          </w:p>
+        </w:tc>
+      </w:tr>
+    </w:tbl>
+    <w:p>
+      <w:pPr>
+        <w:spacing w:after="40"/>
+      </w:pPr>
+    </w:p>
+    <w:p>
+      <w:pPr>
+        <w:keepNext/>
+        <w:spacing w:before="200" w:after="80"/>
+      </w:pPr>
+      <w:r>
+        <w:rPr>
+          <w:b/>
+          <w:color w:val="1F3B63"/>
+          <w:sz w:val="23"/>
+        </w:rPr>
+        <w:t>Purpose</w:t>
+      </w:r>
+    </w:p>
+    <w:p>
+      <w:r>
+        <w:rPr>
+          <w:b w:val="0"/>
+        </w:rPr>
+        <w:t>A policy that nobody can find, nobody was trained on, and nobody follows is not a policy — it</w:t>
+      </w:r>
+    </w:p>
+    <w:p>
+      <w:r>
+        <w:rPr>
+          <w:b w:val="0"/>
+        </w:rPr>
+        <w:t>is a document. This procedure governs the documents themselves: how they are written,</w:t>
+      </w:r>
+    </w:p>
+    <w:p>
+      <w:r>
+        <w:rPr>
+          <w:b w:val="0"/>
+        </w:rPr>
+        <w:t>approved, published, taught, used, and checked.</w:t>
+      </w:r>
+    </w:p>
+    <w:p>
+      <w:pPr>
+        <w:keepNext/>
+        <w:spacing w:before="200" w:after="80"/>
+      </w:pPr>
+      <w:r>
+        <w:rPr>
+          <w:b/>
+          <w:color w:val="1F3B63"/>
+          <w:sz w:val="23"/>
+        </w:rPr>
+        <w:t>Policy</w:t>
+      </w:r>
+    </w:p>
+    <w:p>
+      <w:r>
+        <w:rPr>
+          <w:b w:val="0"/>
+        </w:rPr>
+        <w:t>Example Peer Recovery Services, Inc. maintains a controlled set of operational documents. Every controlled document has</w:t>
+      </w:r>
+    </w:p>
+    <w:p>
+      <w:r>
+        <w:rPr>
+          <w:b w:val="0"/>
+        </w:rPr>
+        <w:t>an owner, an identifier, a version, a recorded approval, and a recorded effective date, and no</w:t>
+      </w:r>
+    </w:p>
+    <w:p>
+      <w:r>
+        <w:rPr>
+          <w:b w:val="0"/>
+        </w:rPr>
+        <w:t>document is treated as implemented until personnel have been trained on it and its use has been</w:t>
+      </w:r>
+    </w:p>
+    <w:p>
+      <w:r>
+        <w:rPr>
+          <w:b w:val="0"/>
+        </w:rPr>
+        <w:t>observed in real practice.</w:t>
+      </w:r>
+    </w:p>
+    <w:p>
+      <w:pPr>
+        <w:keepNext/>
+        <w:spacing w:before="200" w:after="80"/>
+      </w:pPr>
+      <w:r>
+        <w:rPr>
+          <w:b/>
+          <w:color w:val="1F3B63"/>
+          <w:sz w:val="23"/>
+        </w:rPr>
+        <w:t>Procedure</w:t>
+      </w:r>
+    </w:p>
+    <w:p>
+      <w:pPr>
+        <w:spacing w:after="40"/>
+        <w:ind w:left="432"/>
+      </w:pPr>
+      <w:r>
+        <w:rPr>
+          <w:b w:val="0"/>
+        </w:rPr>
+        <w:t xml:space="preserve">1. </w:t>
+      </w:r>
+      <w:r>
+        <w:rPr>
+          <w:b/>
+        </w:rPr>
+        <w:t>Controlled documents</w:t>
+      </w:r>
+      <w:r>
+        <w:rPr>
+          <w:b w:val="0"/>
+        </w:rPr>
+        <w:t xml:space="preserve"> are: this policy manual and every policy in it; the annual written</w:t>
+      </w:r>
+    </w:p>
+    <w:p>
+      <w:r>
+        <w:rPr>
+          <w:b w:val="0"/>
+        </w:rPr>
+        <w:t>plans; every form used with persons served or personnel; the program description; and any</w:t>
+      </w:r>
+    </w:p>
+    <w:p>
+      <w:r>
+        <w:rPr>
+          <w:b w:val="0"/>
+        </w:rPr>
+        <w:t>written instruction staff are expected to follow. Marketing material and correspondence are</w:t>
+      </w:r>
+    </w:p>
+    <w:p>
+      <w:r>
+        <w:rPr>
+          <w:b w:val="0"/>
+        </w:rPr>
+        <w:t>not controlled.</w:t>
+      </w:r>
+    </w:p>
+    <w:p>
+      <w:pPr>
+        <w:spacing w:after="40"/>
+        <w:ind w:left="432"/>
+      </w:pPr>
+      <w:r>
+        <w:rPr>
+          <w:b w:val="0"/>
+        </w:rPr>
+        <w:t xml:space="preserve">2. </w:t>
+      </w:r>
+      <w:r>
+        <w:rPr>
+          <w:b/>
+        </w:rPr>
+        <w:t>The Document Coordinator</w:t>
+      </w:r>
+      <w:r>
+        <w:rPr>
+          <w:b w:val="0"/>
+        </w:rPr>
+        <w:t xml:space="preserve"> is [FILL IN: Quality Improvement Coordinator]. They maintain the Master Document</w:t>
+      </w:r>
+    </w:p>
+    <w:p>
+      <w:r>
+        <w:rPr>
+          <w:b w:val="0"/>
+        </w:rPr>
+        <w:t>Register recording, for every controlled document: identifier, title, owner, current version,</w:t>
+      </w:r>
+    </w:p>
+    <w:p>
+      <w:r>
+        <w:rPr>
+          <w:b w:val="0"/>
+        </w:rPr>
+        <w:t>approval date, effective date, next review date, where the current version is published, and</w:t>
+      </w:r>
+    </w:p>
+    <w:p>
+      <w:r>
+        <w:rPr>
+          <w:b w:val="0"/>
+        </w:rPr>
+        <w:t>its status.</w:t>
+      </w:r>
+    </w:p>
+    <w:p>
+      <w:pPr>
+        <w:spacing w:after="40"/>
+        <w:ind w:left="432"/>
+      </w:pPr>
+      <w:r>
+        <w:rPr>
+          <w:b w:val="0"/>
+        </w:rPr>
+        <w:t xml:space="preserve">3. </w:t>
+      </w:r>
+      <w:r>
+        <w:rPr>
+          <w:b/>
+        </w:rPr>
+        <w:t>Status sequence.</w:t>
+      </w:r>
+      <w:r>
+        <w:rPr>
+          <w:b w:val="0"/>
+        </w:rPr>
+        <w:t xml:space="preserve"> Every document moves through: **Draft → Approved → Trained → In use →</w:t>
+      </w:r>
+    </w:p>
+    <w:p>
+      <w:r>
+        <w:rPr>
+          <w:b w:val="0"/>
+        </w:rPr>
+        <w:t>Tested → Monitoring.** These are recorded separately and are never assumed from one another.</w:t>
+      </w:r>
+    </w:p>
+    <w:p>
+      <w:r>
+        <w:rPr>
+          <w:b w:val="0"/>
+        </w:rPr>
+        <w:t>An approved document that staff have not been trained on is not in use, and a document in use</w:t>
+      </w:r>
+    </w:p>
+    <w:p>
+      <w:r>
+        <w:rPr>
+          <w:b w:val="0"/>
+        </w:rPr>
+        <w:t>that has never been checked in practice is not tested. Reporting a document as implemented</w:t>
+      </w:r>
+    </w:p>
+    <w:p>
+      <w:r>
+        <w:rPr>
+          <w:b w:val="0"/>
+        </w:rPr>
+        <w:t>when only its approval is recorded misstates the state of the agency.</w:t>
+      </w:r>
+    </w:p>
+    <w:p>
+      <w:pPr>
+        <w:spacing w:after="40"/>
+        <w:ind w:left="432"/>
+      </w:pPr>
+      <w:r>
+        <w:rPr>
+          <w:b w:val="0"/>
+        </w:rPr>
+        <w:t xml:space="preserve">4. </w:t>
+      </w:r>
+      <w:r>
+        <w:rPr>
+          <w:b/>
+        </w:rPr>
+        <w:t>Creating or revising.</w:t>
+      </w:r>
+      <w:r>
+        <w:rPr>
+          <w:b w:val="0"/>
+        </w:rPr>
+        <w:t xml:space="preserve"> The process owner identifies the need, the requirement it answers,</w:t>
+      </w:r>
+    </w:p>
+    <w:p>
+      <w:r>
+        <w:rPr>
+          <w:b w:val="0"/>
+        </w:rPr>
+        <w:t>what current practice actually is, which roles are affected, and which forms are linked. Every</w:t>
+      </w:r>
+    </w:p>
+    <w:p>
+      <w:r>
+        <w:rPr>
+          <w:b w:val="0"/>
+        </w:rPr>
+        <w:t>draft states its purpose, scope, responsibilities, the operational steps, what to do when</w:t>
+      </w:r>
+    </w:p>
+    <w:p>
+      <w:r>
+        <w:rPr>
+          <w:b w:val="0"/>
+        </w:rPr>
+        <w:t>something goes wrong, where records are kept, what training is needed, and how it will be</w:t>
+      </w:r>
+    </w:p>
+    <w:p>
+      <w:r>
+        <w:rPr>
+          <w:b w:val="0"/>
+        </w:rPr>
+        <w:t>monitored. Any requirement not yet verified, and any decision the agency has not yet made, is</w:t>
+      </w:r>
+    </w:p>
+    <w:p>
+      <w:r>
+        <w:rPr>
+          <w:b w:val="0"/>
+        </w:rPr>
+        <w:t>left visibly marked rather than filled with a guess.</w:t>
+      </w:r>
+    </w:p>
+    <w:p>
+      <w:pPr>
+        <w:spacing w:after="40"/>
+        <w:ind w:left="432"/>
+      </w:pPr>
+      <w:r>
+        <w:rPr>
+          <w:b w:val="0"/>
+        </w:rPr>
+        <w:t xml:space="preserve">5. </w:t>
+      </w:r>
+      <w:r>
+        <w:rPr>
+          <w:b/>
+        </w:rPr>
+        <w:t>Approval.</w:t>
+      </w:r>
+      <w:r>
+        <w:rPr>
+          <w:b w:val="0"/>
+        </w:rPr>
+        <w:t xml:space="preserve"> The approver checks the document for accuracy, for whether it is actually</w:t>
+      </w:r>
+    </w:p>
+    <w:p>
+      <w:r>
+        <w:rPr>
+          <w:b w:val="0"/>
+        </w:rPr>
+        <w:t>workable at this agency's size and staffing, and for consistency with the rest of the manual.</w:t>
+      </w:r>
+    </w:p>
+    <w:p>
+      <w:r>
+        <w:rPr>
+          <w:b w:val="0"/>
+        </w:rPr>
+        <w:t>Approval is recorded with the real date it happened. The effective date may be later than the</w:t>
+      </w:r>
+    </w:p>
+    <w:p>
+      <w:r>
+        <w:rPr>
+          <w:b w:val="0"/>
+        </w:rPr>
+        <w:t>approval date, and is recorded separately.</w:t>
+      </w:r>
+    </w:p>
+    <w:p>
+      <w:pPr>
+        <w:spacing w:after="40"/>
+        <w:ind w:left="432"/>
+      </w:pPr>
+      <w:r>
+        <w:rPr>
+          <w:b w:val="0"/>
+        </w:rPr>
+        <w:t xml:space="preserve">6. </w:t>
+      </w:r>
+      <w:r>
+        <w:rPr>
+          <w:b/>
+        </w:rPr>
+        <w:t>Publishing.</w:t>
+      </w:r>
+      <w:r>
+        <w:rPr>
+          <w:b w:val="0"/>
+        </w:rPr>
+        <w:t xml:space="preserve"> The Document Coordinator publishes the current version in the designated</w:t>
+      </w:r>
+    </w:p>
+    <w:p>
+      <w:r>
+        <w:rPr>
+          <w:b w:val="0"/>
+        </w:rPr>
+        <w:t>location, records where, and removes superseded copies from active use the same day.</w:t>
+      </w:r>
+    </w:p>
+    <w:p>
+      <w:r>
+        <w:rPr>
+          <w:b w:val="0"/>
+        </w:rPr>
+        <w:t>Superseded versions are archived under the Records Retention Schedule, never destroyed</w:t>
+      </w:r>
+    </w:p>
+    <w:p>
+      <w:r>
+        <w:rPr>
+          <w:b w:val="0"/>
+        </w:rPr>
+        <w:t>silently — the agency must be able to show what its rule was on any past date.</w:t>
+      </w:r>
+    </w:p>
+    <w:p>
+      <w:pPr>
+        <w:spacing w:after="40"/>
+        <w:ind w:left="432"/>
+      </w:pPr>
+      <w:r>
+        <w:rPr>
+          <w:b w:val="0"/>
+        </w:rPr>
+        <w:t xml:space="preserve">7. </w:t>
+      </w:r>
+      <w:r>
+        <w:rPr>
+          <w:b/>
+        </w:rPr>
+        <w:t>Training and start of use.</w:t>
+      </w:r>
+      <w:r>
+        <w:rPr>
+          <w:b w:val="0"/>
+        </w:rPr>
+        <w:t xml:space="preserve"> Before anyone is expected to follow a new or revised document,</w:t>
+      </w:r>
+    </w:p>
+    <w:p>
+      <w:r>
+        <w:rPr>
+          <w:b w:val="0"/>
+        </w:rPr>
+        <w:t>the process owner explains what changed, shows where the document lives, demonstrates the</w:t>
+      </w:r>
+    </w:p>
+    <w:p>
+      <w:r>
+        <w:rPr>
+          <w:b w:val="0"/>
+        </w:rPr>
+        <w:t>procedure, and observes the staff member perform a relevant task or scenario. Attendance and</w:t>
+      </w:r>
+    </w:p>
+    <w:p>
+      <w:r>
+        <w:rPr>
+          <w:b w:val="0"/>
+        </w:rPr>
+        <w:t>competency are recorded separately. A failed demonstration is resolved by coaching and</w:t>
+      </w:r>
+    </w:p>
+    <w:p>
+      <w:r>
+        <w:rPr>
+          <w:b w:val="0"/>
+        </w:rPr>
+        <w:t>re-checked; it is not a disciplinary matter on its own. The actual date real use begins is</w:t>
+      </w:r>
+    </w:p>
+    <w:p>
+      <w:r>
+        <w:rPr>
+          <w:b w:val="0"/>
+        </w:rPr>
+        <w:t xml:space="preserve">recorded. </w:t>
+      </w:r>
+      <w:r>
+        <w:rPr>
+          <w:b/>
+        </w:rPr>
+        <w:t>A blank template is never treated as evidence of implementation.</w:t>
+      </w:r>
+    </w:p>
+    <w:p>
+      <w:pPr>
+        <w:spacing w:after="40"/>
+        <w:ind w:left="432"/>
+      </w:pPr>
+      <w:r>
+        <w:rPr>
+          <w:b w:val="0"/>
+        </w:rPr>
+        <w:t xml:space="preserve">8. </w:t>
+      </w:r>
+      <w:r>
+        <w:rPr>
+          <w:b/>
+        </w:rPr>
+        <w:t>Checking in practice.</w:t>
+      </w:r>
+      <w:r>
+        <w:rPr>
+          <w:b w:val="0"/>
+        </w:rPr>
+        <w:t xml:space="preserve"> After a document has been in use, the reviewer samples real records</w:t>
+      </w:r>
+    </w:p>
+    <w:p>
+      <w:r>
+        <w:rPr>
+          <w:b w:val="0"/>
+        </w:rPr>
+        <w:t>and real staff practice across the affected roles and locations, writes down why that sample</w:t>
+      </w:r>
+    </w:p>
+    <w:p>
+      <w:r>
+        <w:rPr>
+          <w:b w:val="0"/>
+        </w:rPr>
+        <w:t>was chosen, and records what was found. Gaps get an owner and a target date and are retested</w:t>
+      </w:r>
+    </w:p>
+    <w:p>
+      <w:r>
+        <w:rPr>
+          <w:b w:val="0"/>
+        </w:rPr>
+        <w:t>before closure, on the Corrective Action Tracker.</w:t>
+      </w:r>
+    </w:p>
+    <w:p>
+      <w:pPr>
+        <w:spacing w:after="40"/>
+        <w:ind w:left="432"/>
+      </w:pPr>
+      <w:r>
+        <w:rPr>
+          <w:b w:val="0"/>
+        </w:rPr>
+        <w:t xml:space="preserve">9. </w:t>
+      </w:r>
+      <w:r>
+        <w:rPr>
+          <w:b/>
+        </w:rPr>
+        <w:t>Review timing.</w:t>
+      </w:r>
+      <w:r>
+        <w:rPr>
+          <w:b w:val="0"/>
+        </w:rPr>
+        <w:t xml:space="preserve"> Each document's review interval is set from its own requirement and from</w:t>
+      </w:r>
+    </w:p>
+    <w:p>
+      <w:r>
+        <w:rPr>
+          <w:b w:val="0"/>
+        </w:rPr>
+        <w:t>the agency's risk, and is recorded in the register. A document is reviewed sooner than</w:t>
+      </w:r>
+    </w:p>
+    <w:p>
+      <w:r>
+        <w:rPr>
+          <w:b w:val="0"/>
+        </w:rPr>
+        <w:t>scheduled after any change in an external requirement, any incident or complaint that touches</w:t>
+      </w:r>
+    </w:p>
+    <w:p>
+      <w:r>
+        <w:rPr>
+          <w:b w:val="0"/>
+        </w:rPr>
+        <w:t>it, any failure of the process, or any material change in how the agency operates.</w:t>
+      </w:r>
+    </w:p>
+    <w:p>
+      <w:pPr>
+        <w:spacing w:after="40"/>
+        <w:ind w:left="432"/>
+      </w:pPr>
+      <w:r>
+        <w:rPr>
+          <w:b w:val="0"/>
+        </w:rPr>
+        <w:t xml:space="preserve">10. </w:t>
+      </w:r>
+      <w:r>
+        <w:rPr>
+          <w:b/>
+        </w:rPr>
+        <w:t>Version numbering.</w:t>
+      </w:r>
+      <w:r>
+        <w:rPr>
+          <w:b w:val="0"/>
+        </w:rPr>
+        <w:t xml:space="preserve"> Drafts are numbered Draft 1, Draft 2. Approved versions are numbered</w:t>
+      </w:r>
+    </w:p>
+    <w:p>
+      <w:r>
+        <w:rPr>
+          <w:b w:val="0"/>
+        </w:rPr>
+        <w:t>1.0, 1.1 for a minor change, 2.0 for a substantive one. The version and effective date appear</w:t>
+      </w:r>
+    </w:p>
+    <w:p>
+      <w:r>
+        <w:rPr>
+          <w:b w:val="0"/>
+        </w:rPr>
+        <w:t>on the document itself.</w:t>
+      </w:r>
+    </w:p>
+    <w:p>
+      <w:pPr>
+        <w:spacing w:after="40"/>
+        <w:ind w:left="432"/>
+      </w:pPr>
+      <w:r>
+        <w:rPr>
+          <w:b w:val="0"/>
+        </w:rPr>
+        <w:t xml:space="preserve">11. </w:t>
+      </w:r>
+      <w:r>
+        <w:rPr>
+          <w:b/>
+        </w:rPr>
+        <w:t>Annual register review.</w:t>
+      </w:r>
+      <w:r>
+        <w:rPr>
+          <w:b w:val="0"/>
+        </w:rPr>
+        <w:t xml:space="preserve"> The Document Coordinator reviews the whole register at least</w:t>
+      </w:r>
+    </w:p>
+    <w:p>
+      <w:r>
+        <w:rPr>
+          <w:b w:val="0"/>
+        </w:rPr>
+        <w:t>annually for documents overdue for review, documents approved but never trained, and</w:t>
+      </w:r>
+    </w:p>
+    <w:p>
+      <w:r>
+        <w:rPr>
+          <w:b w:val="0"/>
+        </w:rPr>
+        <w:t>documents in use but never tested. The result is reported to leadership.</w:t>
+      </w:r>
+    </w:p>
+    <w:p>
+      <w:pPr>
+        <w:keepNext/>
+        <w:spacing w:before="200" w:after="80"/>
+      </w:pPr>
+      <w:r>
+        <w:rPr>
+          <w:b/>
+          <w:color w:val="1F3B63"/>
+          <w:sz w:val="23"/>
+        </w:rPr>
+        <w:t>Evidence the Surveyor Will Ask For</w:t>
+      </w:r>
+    </w:p>
+    <w:p>
+      <w:pPr>
+        <w:pStyle w:val="ListBullet"/>
+        <w:spacing w:after="40"/>
+      </w:pPr>
+      <w:r>
+        <w:rPr>
+          <w:b w:val="0"/>
+        </w:rPr>
+        <w:t>The Master Document Register, current, with version and status for every controlled document</w:t>
+      </w:r>
+    </w:p>
+    <w:p>
+      <w:pPr>
+        <w:pStyle w:val="ListBullet"/>
+        <w:spacing w:after="40"/>
+      </w:pPr>
+      <w:r>
+        <w:rPr>
+          <w:b w:val="0"/>
+        </w:rPr>
+        <w:t>One document traced end to end: draft, approval date, effective date, training record, competency record, first date of real use, and the review that checked it in practice</w:t>
+      </w:r>
+    </w:p>
+    <w:p>
+      <w:pPr>
+        <w:pStyle w:val="ListBullet"/>
+        <w:spacing w:after="40"/>
+      </w:pPr>
+      <w:r>
+        <w:rPr>
+          <w:b w:val="0"/>
+        </w:rPr>
+        <w:t>Evidence that a superseded version was removed from active use</w:t>
+      </w:r>
+    </w:p>
+    <w:p>
+      <w:pPr>
+        <w:pStyle w:val="ListBullet"/>
+        <w:spacing w:after="40"/>
+      </w:pPr>
+      <w:r>
+        <w:rPr>
+          <w:b w:val="0"/>
+        </w:rPr>
+        <w:t>The annual register review, naming anything approved but never trained or used but never tested</w:t>
       </w:r>
     </w:p>
     <w:p>

--- a/.claude/skills/carf-peer-support-accreditation/providers/example-peer-agency/output/01_Policy_and_Procedure_Manual.docx
+++ b/.claude/skills/carf-peer-support-accreditation/providers/example-peer-agency/output/01_Policy_and_Procedure_Manual.docx
@@ -105,7 +105,7 @@
           <w:color w:val="555555"/>
           <w:sz w:val="20"/>
         </w:rPr>
-        <w:t>Generated 2026-09-05 by Successful Solutions</w:t>
+        <w:t>Generated 2026-09-06 by Successful Solutions</w:t>
       </w:r>
     </w:p>
     <w:p>
@@ -36793,7 +36793,7 @@
         <w:color w:val="555555"/>
         <w:sz w:val="16"/>
       </w:rPr>
-      <w:t>Example Peer Recovery Services, Inc. — CARF packet — DRAFT, section map unverified — generated 2026-09-05</w:t>
+      <w:t>Example Peer Recovery Services, Inc. — CARF packet — DRAFT, section map unverified — generated 2026-09-06</w:t>
     </w:r>
   </w:p>
 </w:ftr>

--- a/.claude/skills/carf-peer-support-accreditation/providers/example-peer-agency/output/01_Policy_and_Procedure_Manual.docx
+++ b/.claude/skills/carf-peer-support-accreditation/providers/example-peer-agency/output/01_Policy_and_Procedure_Manual.docx
@@ -105,7 +105,7 @@
           <w:color w:val="555555"/>
           <w:sz w:val="20"/>
         </w:rPr>
-        <w:t>Generated 2026-09-06 by Successful Solutions</w:t>
+        <w:t>Generated 2026-09-10 by Successful Solutions</w:t>
       </w:r>
     </w:p>
     <w:p>
@@ -10031,31 +10031,7 @@
         <w:rPr>
           <w:b w:val="0"/>
         </w:rPr>
-        <w:t xml:space="preserve"> are: this policy manual and every policy in it; the annual written</w:t>
-      </w:r>
-    </w:p>
-    <w:p>
-      <w:r>
-        <w:rPr>
-          <w:b w:val="0"/>
-        </w:rPr>
-        <w:t>plans; every form used with persons served or personnel; the program description; and any</w:t>
-      </w:r>
-    </w:p>
-    <w:p>
-      <w:r>
-        <w:rPr>
-          <w:b w:val="0"/>
-        </w:rPr>
-        <w:t>written instruction staff are expected to follow. Marketing material and correspondence are</w:t>
-      </w:r>
-    </w:p>
-    <w:p>
-      <w:r>
-        <w:rPr>
-          <w:b w:val="0"/>
-        </w:rPr>
-        <w:t>not controlled.</w:t>
+        <w:t xml:space="preserve"> are: this policy manual and every policy in it; the annual written plans; every form used with persons served or personnel; the program description; and any written instruction staff are expected to follow. Marketing material and correspondence are not controlled.</w:t>
       </w:r>
     </w:p>
     <w:p>
@@ -10079,31 +10055,7 @@
         <w:rPr>
           <w:b w:val="0"/>
         </w:rPr>
-        <w:t xml:space="preserve"> is [FILL IN: Quality Improvement Coordinator]. They maintain the Master Document</w:t>
-      </w:r>
-    </w:p>
-    <w:p>
-      <w:r>
-        <w:rPr>
-          <w:b w:val="0"/>
-        </w:rPr>
-        <w:t>Register recording, for every controlled document: identifier, title, owner, current version,</w:t>
-      </w:r>
-    </w:p>
-    <w:p>
-      <w:r>
-        <w:rPr>
-          <w:b w:val="0"/>
-        </w:rPr>
-        <w:t>approval date, effective date, next review date, where the current version is published, and</w:t>
-      </w:r>
-    </w:p>
-    <w:p>
-      <w:r>
-        <w:rPr>
-          <w:b w:val="0"/>
-        </w:rPr>
-        <w:t>its status.</w:t>
+        <w:t xml:space="preserve"> is [FILL IN: Quality Improvement Coordinator]. They maintain the Master Document Register recording, for every controlled document: identifier, title, owner, current version, approval date, effective date, next review date, where the current version is published, and its status.</w:t>
       </w:r>
     </w:p>
     <w:p>
@@ -10127,39 +10079,19 @@
         <w:rPr>
           <w:b w:val="0"/>
         </w:rPr>
-        <w:t xml:space="preserve"> Every document moves through: **Draft → Approved → Trained → In use →</w:t>
-      </w:r>
-    </w:p>
-    <w:p>
-      <w:r>
-        <w:rPr>
-          <w:b w:val="0"/>
-        </w:rPr>
-        <w:t>Tested → Monitoring.** These are recorded separately and are never assumed from one another.</w:t>
-      </w:r>
-    </w:p>
-    <w:p>
-      <w:r>
-        <w:rPr>
-          <w:b w:val="0"/>
-        </w:rPr>
-        <w:t>An approved document that staff have not been trained on is not in use, and a document in use</w:t>
-      </w:r>
-    </w:p>
-    <w:p>
-      <w:r>
-        <w:rPr>
-          <w:b w:val="0"/>
-        </w:rPr>
-        <w:t>that has never been checked in practice is not tested. Reporting a document as implemented</w:t>
-      </w:r>
-    </w:p>
-    <w:p>
-      <w:r>
-        <w:rPr>
-          <w:b w:val="0"/>
-        </w:rPr>
-        <w:t>when only its approval is recorded misstates the state of the agency.</w:t>
+        <w:t xml:space="preserve"> Every document moves through: </w:t>
+      </w:r>
+      <w:r>
+        <w:rPr>
+          <w:b/>
+        </w:rPr>
+        <w:t>Draft → Approved → Trained → In use → Tested → Monitoring.</w:t>
+      </w:r>
+      <w:r>
+        <w:rPr>
+          <w:b w:val="0"/>
+        </w:rPr>
+        <w:t xml:space="preserve"> These are recorded separately and are never assumed from one another. An approved document that staff have not been trained on is not in use, and a document in use that has never been checked in practice is not tested. Reporting a document as implemented when only its approval is recorded misstates the state of the agency.</w:t>
       </w:r>
     </w:p>
     <w:p>
@@ -10183,47 +10115,7 @@
         <w:rPr>
           <w:b w:val="0"/>
         </w:rPr>
-        <w:t xml:space="preserve"> The process owner identifies the need, the requirement it answers,</w:t>
-      </w:r>
-    </w:p>
-    <w:p>
-      <w:r>
-        <w:rPr>
-          <w:b w:val="0"/>
-        </w:rPr>
-        <w:t>what current practice actually is, which roles are affected, and which forms are linked. Every</w:t>
-      </w:r>
-    </w:p>
-    <w:p>
-      <w:r>
-        <w:rPr>
-          <w:b w:val="0"/>
-        </w:rPr>
-        <w:t>draft states its purpose, scope, responsibilities, the operational steps, what to do when</w:t>
-      </w:r>
-    </w:p>
-    <w:p>
-      <w:r>
-        <w:rPr>
-          <w:b w:val="0"/>
-        </w:rPr>
-        <w:t>something goes wrong, where records are kept, what training is needed, and how it will be</w:t>
-      </w:r>
-    </w:p>
-    <w:p>
-      <w:r>
-        <w:rPr>
-          <w:b w:val="0"/>
-        </w:rPr>
-        <w:t>monitored. Any requirement not yet verified, and any decision the agency has not yet made, is</w:t>
-      </w:r>
-    </w:p>
-    <w:p>
-      <w:r>
-        <w:rPr>
-          <w:b w:val="0"/>
-        </w:rPr>
-        <w:t>left visibly marked rather than filled with a guess.</w:t>
+        <w:t xml:space="preserve"> The process owner identifies the need, the requirement it answers, what current practice actually is, which roles are affected, and which forms are linked. Every draft states its purpose, scope, responsibilities, the operational steps, what to do when something goes wrong, where records are kept, what training is needed, and how it will be monitored. Any requirement not yet verified, and any decision the agency has not yet made, is left visibly marked rather than filled with a guess.</w:t>
       </w:r>
     </w:p>
     <w:p>
@@ -10247,31 +10139,7 @@
         <w:rPr>
           <w:b w:val="0"/>
         </w:rPr>
-        <w:t xml:space="preserve"> The approver checks the document for accuracy, for whether it is actually</w:t>
-      </w:r>
-    </w:p>
-    <w:p>
-      <w:r>
-        <w:rPr>
-          <w:b w:val="0"/>
-        </w:rPr>
-        <w:t>workable at this agency's size and staffing, and for consistency with the rest of the manual.</w:t>
-      </w:r>
-    </w:p>
-    <w:p>
-      <w:r>
-        <w:rPr>
-          <w:b w:val="0"/>
-        </w:rPr>
-        <w:t>Approval is recorded with the real date it happened. The effective date may be later than the</w:t>
-      </w:r>
-    </w:p>
-    <w:p>
-      <w:r>
-        <w:rPr>
-          <w:b w:val="0"/>
-        </w:rPr>
-        <w:t>approval date, and is recorded separately.</w:t>
+        <w:t xml:space="preserve"> The approver checks the document for accuracy, for whether it is actually workable at this agency's size and staffing, and for consistency with the rest of the manual. Approval is recorded with the real date it happened. The effective date may be later than the approval date, and is recorded separately.</w:t>
       </w:r>
     </w:p>
     <w:p>
@@ -10295,31 +10163,7 @@
         <w:rPr>
           <w:b w:val="0"/>
         </w:rPr>
-        <w:t xml:space="preserve"> The Document Coordinator publishes the current version in the designated</w:t>
-      </w:r>
-    </w:p>
-    <w:p>
-      <w:r>
-        <w:rPr>
-          <w:b w:val="0"/>
-        </w:rPr>
-        <w:t>location, records where, and removes superseded copies from active use the same day.</w:t>
-      </w:r>
-    </w:p>
-    <w:p>
-      <w:r>
-        <w:rPr>
-          <w:b w:val="0"/>
-        </w:rPr>
-        <w:t>Superseded versions are archived under the Records Retention Schedule, never destroyed</w:t>
-      </w:r>
-    </w:p>
-    <w:p>
-      <w:r>
-        <w:rPr>
-          <w:b w:val="0"/>
-        </w:rPr>
-        <w:t>silently — the agency must be able to show what its rule was on any past date.</w:t>
+        <w:t xml:space="preserve"> The Document Coordinator publishes the current version in the designated location, records where, and removes superseded copies from active use the same day. Superseded versions are archived under the Records Retention Schedule, never destroyed silently — the agency must be able to show what its rule was on any past date.</w:t>
       </w:r>
     </w:p>
     <w:p>
@@ -10343,47 +10187,7 @@
         <w:rPr>
           <w:b w:val="0"/>
         </w:rPr>
-        <w:t xml:space="preserve"> Before anyone is expected to follow a new or revised document,</w:t>
-      </w:r>
-    </w:p>
-    <w:p>
-      <w:r>
-        <w:rPr>
-          <w:b w:val="0"/>
-        </w:rPr>
-        <w:t>the process owner explains what changed, shows where the document lives, demonstrates the</w:t>
-      </w:r>
-    </w:p>
-    <w:p>
-      <w:r>
-        <w:rPr>
-          <w:b w:val="0"/>
-        </w:rPr>
-        <w:t>procedure, and observes the staff member perform a relevant task or scenario. Attendance and</w:t>
-      </w:r>
-    </w:p>
-    <w:p>
-      <w:r>
-        <w:rPr>
-          <w:b w:val="0"/>
-        </w:rPr>
-        <w:t>competency are recorded separately. A failed demonstration is resolved by coaching and</w:t>
-      </w:r>
-    </w:p>
-    <w:p>
-      <w:r>
-        <w:rPr>
-          <w:b w:val="0"/>
-        </w:rPr>
-        <w:t>re-checked; it is not a disciplinary matter on its own. The actual date real use begins is</w:t>
-      </w:r>
-    </w:p>
-    <w:p>
-      <w:r>
-        <w:rPr>
-          <w:b w:val="0"/>
-        </w:rPr>
-        <w:t xml:space="preserve">recorded. </w:t>
+        <w:t xml:space="preserve"> Before anyone is expected to follow a new or revised document, the process owner explains what changed, shows where the document lives, demonstrates the procedure, and observes the staff member perform a relevant task or scenario. Attendance and competency are recorded separately. A failed demonstration is resolved by coaching and re-checked; it is not a disciplinary matter on its own. The actual date real use begins is recorded. </w:t>
       </w:r>
       <w:r>
         <w:rPr>
@@ -10413,31 +10217,7 @@
         <w:rPr>
           <w:b w:val="0"/>
         </w:rPr>
-        <w:t xml:space="preserve"> After a document has been in use, the reviewer samples real records</w:t>
-      </w:r>
-    </w:p>
-    <w:p>
-      <w:r>
-        <w:rPr>
-          <w:b w:val="0"/>
-        </w:rPr>
-        <w:t>and real staff practice across the affected roles and locations, writes down why that sample</w:t>
-      </w:r>
-    </w:p>
-    <w:p>
-      <w:r>
-        <w:rPr>
-          <w:b w:val="0"/>
-        </w:rPr>
-        <w:t>was chosen, and records what was found. Gaps get an owner and a target date and are retested</w:t>
-      </w:r>
-    </w:p>
-    <w:p>
-      <w:r>
-        <w:rPr>
-          <w:b w:val="0"/>
-        </w:rPr>
-        <w:t>before closure, on the Corrective Action Tracker.</w:t>
+        <w:t xml:space="preserve"> After a document has been in use, the reviewer samples real records and real staff practice across the affected roles and locations, writes down why that sample was chosen, and records what was found. Gaps get an owner and a target date and are retested before closure, on the Corrective Action Tracker.</w:t>
       </w:r>
     </w:p>
     <w:p>
@@ -10461,31 +10241,7 @@
         <w:rPr>
           <w:b w:val="0"/>
         </w:rPr>
-        <w:t xml:space="preserve"> Each document's review interval is set from its own requirement and from</w:t>
-      </w:r>
-    </w:p>
-    <w:p>
-      <w:r>
-        <w:rPr>
-          <w:b w:val="0"/>
-        </w:rPr>
-        <w:t>the agency's risk, and is recorded in the register. A document is reviewed sooner than</w:t>
-      </w:r>
-    </w:p>
-    <w:p>
-      <w:r>
-        <w:rPr>
-          <w:b w:val="0"/>
-        </w:rPr>
-        <w:t>scheduled after any change in an external requirement, any incident or complaint that touches</w:t>
-      </w:r>
-    </w:p>
-    <w:p>
-      <w:r>
-        <w:rPr>
-          <w:b w:val="0"/>
-        </w:rPr>
-        <w:t>it, any failure of the process, or any material change in how the agency operates.</w:t>
+        <w:t xml:space="preserve"> Each document's review interval is set from its own requirement and from the agency's risk, and is recorded in the register. A document is reviewed sooner than scheduled after any change in an external requirement, any incident or complaint that touches it, any failure of the process, or any material change in how the agency operates.</w:t>
       </w:r>
     </w:p>
     <w:p>
@@ -10509,23 +10265,7 @@
         <w:rPr>
           <w:b w:val="0"/>
         </w:rPr>
-        <w:t xml:space="preserve"> Drafts are numbered Draft 1, Draft 2. Approved versions are numbered</w:t>
-      </w:r>
-    </w:p>
-    <w:p>
-      <w:r>
-        <w:rPr>
-          <w:b w:val="0"/>
-        </w:rPr>
-        <w:t>1.0, 1.1 for a minor change, 2.0 for a substantive one. The version and effective date appear</w:t>
-      </w:r>
-    </w:p>
-    <w:p>
-      <w:r>
-        <w:rPr>
-          <w:b w:val="0"/>
-        </w:rPr>
-        <w:t>on the document itself.</w:t>
+        <w:t xml:space="preserve"> Drafts are numbered Draft 1, Draft 2. Approved versions are numbered 1.0, 1.1 for a minor change, 2.0 for a substantive one. The version and effective date appear on the document itself.</w:t>
       </w:r>
     </w:p>
     <w:p>
@@ -10549,23 +10289,7 @@
         <w:rPr>
           <w:b w:val="0"/>
         </w:rPr>
-        <w:t xml:space="preserve"> The Document Coordinator reviews the whole register at least</w:t>
-      </w:r>
-    </w:p>
-    <w:p>
-      <w:r>
-        <w:rPr>
-          <w:b w:val="0"/>
-        </w:rPr>
-        <w:t>annually for documents overdue for review, documents approved but never trained, and</w:t>
-      </w:r>
-    </w:p>
-    <w:p>
-      <w:r>
-        <w:rPr>
-          <w:b w:val="0"/>
-        </w:rPr>
-        <w:t>documents in use but never tested. The result is reported to leadership.</w:t>
+        <w:t xml:space="preserve"> The Document Coordinator reviews the whole register at least annually for documents overdue for review, documents approved but never trained, and documents in use but never tested. The result is reported to leadership.</w:t>
       </w:r>
     </w:p>
     <w:p>
@@ -36793,7 +36517,7 @@
         <w:color w:val="555555"/>
         <w:sz w:val="16"/>
       </w:rPr>
-      <w:t>Example Peer Recovery Services, Inc. — CARF packet — DRAFT, section map unverified — generated 2026-09-06</w:t>
+      <w:t>Example Peer Recovery Services, Inc. — CARF packet — DRAFT, section map unverified — generated 2026-09-10</w:t>
     </w:r>
   </w:p>
 </w:ftr>
